--- a/02-unity-basics/yourgame.docx
+++ b/02-unity-basics/yourgame.docx
@@ -49,46 +49,33 @@
         <w:rPr>
           <w:rtl/>
         </w:rPr>
-        <w:t xml:space="preserve">בקורס פיתוח משחקי מחשב אנו שמים דגש לא רק על פיתוח טכני ועיצוב, אלא גם על הבנת השוק בו המשחק יפעל. לאחר הרצאת </w:t>
+        <w:t xml:space="preserve">בקורס פיתוח משחקי מחשב אנו שמים דגש לא רק על פיתוח טכני ועיצוב, אלא גם על הבנת השוק בו המשחק יפעל. השוק הגלובלי </w:t>
       </w:r>
       <w:r>
         <w:rPr>
           <w:rFonts w:hint="cs"/>
           <w:rtl/>
         </w:rPr>
-        <w:t>ה</w:t>
-      </w:r>
-      <w:r>
-        <w:rPr>
-          <w:rtl/>
-        </w:rPr>
-        <w:t xml:space="preserve">אורח שבה נבחנו מגמות שוק משחקי המחשב </w:t>
+        <w:t xml:space="preserve">והשוק המקומי מתפתחים </w:t>
+      </w:r>
+      <w:r>
+        <w:rPr>
+          <w:rtl/>
+        </w:rPr>
+        <w:t xml:space="preserve">כל הזמן וקיימים </w:t>
       </w:r>
       <w:r>
         <w:rPr>
           <w:rFonts w:hint="cs"/>
           <w:rtl/>
         </w:rPr>
-        <w:t>בישראל,</w:t>
-      </w:r>
-      <w:r>
-        <w:rPr>
-          <w:rtl/>
-        </w:rPr>
-        <w:t xml:space="preserve"> </w:t>
-      </w:r>
-      <w:r>
-        <w:rPr>
-          <w:rFonts w:hint="cs"/>
-          <w:rtl/>
-        </w:rPr>
-        <w:t>נ</w:t>
-      </w:r>
-      <w:r>
-        <w:rPr>
-          <w:rtl/>
-        </w:rPr>
-        <w:t xml:space="preserve">יישם את התובנות הללו באופן מעשי. השוק הגלובלי והלוקלי מתפתח כל הזמן וקיימים בו סוגי שחקנים שונים עם צרכים ומוטיבציות מגוונות. לכן, </w:t>
+        <w:t xml:space="preserve">בהם </w:t>
+      </w:r>
+      <w:r>
+        <w:rPr>
+          <w:rtl/>
+        </w:rPr>
+        <w:t xml:space="preserve">סוגי שחקנים שונים עם צרכים ומוטיבציות מגוונות. לכן, </w:t>
       </w:r>
       <w:r>
         <w:rPr>
@@ -103,66 +90,6 @@
           <w:rtl/>
         </w:rPr>
         <w:t xml:space="preserve"> להבנת ההיתכנות ולכוון את תהליך הפיתוח והשיווק.</w:t>
-      </w:r>
-    </w:p>
-    <w:p>
-      <w:pPr>
-        <w:pStyle w:val="Textbody"/>
-        <w:jc w:val="left"/>
-        <w:rPr>
-          <w:rtl/>
-        </w:rPr>
-      </w:pPr>
-      <w:r>
-        <w:rPr>
-          <w:b/>
-          <w:bCs/>
-          <w:rtl/>
-        </w:rPr>
-        <w:t>חשוב:</w:t>
-      </w:r>
-      <w:r>
-        <w:rPr>
-          <w:rtl/>
-        </w:rPr>
-        <w:t xml:space="preserve"> מטלה זו מדגישה את החשיבות של </w:t>
-      </w:r>
-      <w:r>
-        <w:rPr>
-          <w:b/>
-          <w:bCs/>
-          <w:rtl/>
-        </w:rPr>
-        <w:t>מחקר עצמאי</w:t>
-      </w:r>
-      <w:r>
-        <w:rPr>
-          <w:rtl/>
-        </w:rPr>
-        <w:t xml:space="preserve">. אין להסתמך על כלים אוטומטיים (כגון </w:t>
-      </w:r>
-      <w:r>
-        <w:t>ChatGPT</w:t>
-      </w:r>
-      <w:r>
-        <w:rPr>
-          <w:rtl/>
-        </w:rPr>
-        <w:t xml:space="preserve">) כתחליף למחקר </w:t>
-      </w:r>
-      <w:r>
-        <w:rPr>
-          <w:b/>
-          <w:bCs/>
-          <w:rtl/>
-        </w:rPr>
-        <w:t>אמיתי ומעמיק</w:t>
-      </w:r>
-      <w:r>
-        <w:rPr>
-          <w:rtl/>
-        </w:rPr>
-        <w:t>. מטרתנו היא שתתנסו באיסוף וניתוח מידע בעצמכם, כפי שנדרש ממפתחי משחקים בתעשייה.</w:t>
       </w:r>
     </w:p>
     <w:p>
@@ -379,7 +306,7 @@
         <w:rPr>
           <w:rtl/>
         </w:rPr>
-        <w:t>להשתמש בתובנות מהרצאת האורח על שוק המשחקים (ובפרט שוק המשחקים בישראל) במידת הצורך, ולשלב נתונים וניתוחים עדכניים ממקורות מידע אמינים</w:t>
+        <w:t>לשלב נתונים וניתוחים עדכניים ממקורות מידע אמינים</w:t>
       </w:r>
       <w:r>
         <w:rPr>
@@ -441,16 +368,7 @@
         <w:rPr>
           <w:rtl/>
         </w:rPr>
-        <w:t>, ויש למקם אותו במאגר (</w:t>
-      </w:r>
-      <w:r>
-        <w:t>repository</w:t>
-      </w:r>
-      <w:r>
-        <w:rPr>
-          <w:rtl/>
-        </w:rPr>
-        <w:t>) של אותו רעיון משחק. לכל רעיון צריך להיות מאגר נפרד עם דוח משלו</w:t>
+        <w:t>, ויש למקם אותו במאגר של אותו רעיון משחק. לכל רעיון צריך להיות מאגר נפרד עם דוח משלו</w:t>
       </w:r>
       <w:r>
         <w:rPr>
@@ -559,18 +477,6 @@
         </w:rPr>
         <w:t xml:space="preserve"> תיאור כללי של השוק הרלוונטי לרעיון. למשל, אם הרעיון הוא משחק מובייל מסוג פאזל – מה מצב שוק משחקי הפאזל במובייל כיום? ציינו נתוני שוק עיקריים (היקף שוק, צמיחה שנתית, הכנסות גלובליות ובישראל אם רלוונטי) ומגמות עכשוויות בז׳אנר או בפלטפורמה. האם הז׳אנר בצמיחה או בירידה? אילו טרנדים (כגון טכנולוגיות חדשות, מודלי משחק פופולריים) משפיעים עליו?</w:t>
       </w:r>
-      <w:r>
-        <w:rPr>
-          <w:rtl/>
-        </w:rPr>
-        <w:br/>
-      </w:r>
-      <w:r>
-        <w:rPr>
-          <w:rtl/>
-        </w:rPr>
-        <w:br/>
-      </w:r>
     </w:p>
     <w:p>
       <w:pPr>
@@ -590,7 +496,6 @@
           <w:bCs/>
           <w:rtl/>
         </w:rPr>
-        <w:lastRenderedPageBreak/>
         <w:t>קהלי יעד:</w:t>
       </w:r>
       <w:r>
@@ -613,13 +518,17 @@
         <w:t>במשחק זה – גילאים, מגדר (אם רלוונטי), תחומי עניין, סוגי גיימרים (</w:t>
       </w:r>
       <w:r>
-        <w:t>Hardcore, Casual</w:t>
-      </w:r>
-      <w:r>
-        <w:rPr>
-          <w:rtl/>
-        </w:rPr>
-        <w:t>, וכו'). התייחסו למוטיבציות העיקריות של שחקנים אלה לשחק במשחק מהסוג שאתם מציעים (למשל תחרותיות, סיפור ועלילה, משחק חברתי, פתרון חידות וכו'). אם הרעיון מכוון לשוק הישראלי, האם יש מאפיינים ייחודיים לקהל הישראלי שכדאי לציין</w:t>
+        <w:rPr>
+          <w:rFonts w:hint="cs"/>
+          <w:rtl/>
+        </w:rPr>
+        <w:t>מקצוענים או חובבנים</w:t>
+      </w:r>
+      <w:r>
+        <w:rPr>
+          <w:rtl/>
+        </w:rPr>
+        <w:t>). התייחסו למוטיבציות העיקריות של שחקנים אלה לשחק במשחק מהסוג שאתם מציעים (למשל תחרותיות, סיפור ועלילה, משחק חברתי, פתרון חידות וכו'). אם הרעיון מכוון לשוק הישראלי, האם יש מאפיינים ייחודיים לקהל הישראלי שכדאי לציין</w:t>
       </w:r>
       <w:r>
         <w:rPr>
@@ -647,6 +556,7 @@
           <w:bCs/>
           <w:rtl/>
         </w:rPr>
+        <w:lastRenderedPageBreak/>
         <w:t>ניתוח מתחרים:</w:t>
       </w:r>
       <w:r>
@@ -729,9 +639,6 @@
           <w:numId w:val="24"/>
         </w:numPr>
         <w:jc w:val="left"/>
-        <w:rPr>
-          <w:rtl/>
-        </w:rPr>
       </w:pPr>
       <w:r>
         <w:rPr>
@@ -745,7 +652,43 @@
         <w:rPr>
           <w:rtl/>
         </w:rPr>
-        <w:t xml:space="preserve"> תארו כיצד המשחק שלכם יפיק הכנסות, בהנחה שתעברו לפיתוח ופריסה בשוק. האם זהו משחק חינמי עם רכישות בתוך האפליקציה (</w:t>
+        <w:t xml:space="preserve"> תארו כיצד המשחק שלכם </w:t>
+      </w:r>
+      <w:r>
+        <w:rPr>
+          <w:rFonts w:hint="cs"/>
+          <w:rtl/>
+        </w:rPr>
+        <w:t>יכול להפיק</w:t>
+      </w:r>
+      <w:r>
+        <w:rPr>
+          <w:rtl/>
+        </w:rPr>
+        <w:t xml:space="preserve"> הכנסות, בהנחה שתעברו לפיתוח ופריסה בשוק. </w:t>
+      </w:r>
+      <w:r>
+        <w:rPr>
+          <w:rFonts w:hint="cs"/>
+          <w:rtl/>
+        </w:rPr>
+        <w:t>לדוגמה:</w:t>
+      </w:r>
+    </w:p>
+    <w:p>
+      <w:pPr>
+        <w:pStyle w:val="Textbody"/>
+        <w:numPr>
+          <w:ilvl w:val="1"/>
+          <w:numId w:val="24"/>
+        </w:numPr>
+        <w:jc w:val="left"/>
+      </w:pPr>
+      <w:r>
+        <w:rPr>
+          <w:rtl/>
+        </w:rPr>
+        <w:t>משחק חינמי עם רכישות בתוך האפליקציה (</w:t>
       </w:r>
       <w:r>
         <w:t>Free to Play + microtransactions</w:t>
@@ -754,7 +697,138 @@
         <w:rPr>
           <w:rtl/>
         </w:rPr>
-        <w:t xml:space="preserve">)? פרימיום בתשלום חד פעמי? מודל מנוי חודשי? או אולי מבוסס פרסומות? הסבירו </w:t>
+        <w:t>)</w:t>
+      </w:r>
+      <w:r>
+        <w:rPr>
+          <w:rFonts w:hint="cs"/>
+          <w:rtl/>
+        </w:rPr>
+        <w:t>;</w:t>
+      </w:r>
+    </w:p>
+    <w:p>
+      <w:pPr>
+        <w:pStyle w:val="Textbody"/>
+        <w:numPr>
+          <w:ilvl w:val="1"/>
+          <w:numId w:val="24"/>
+        </w:numPr>
+        <w:jc w:val="left"/>
+      </w:pPr>
+      <w:r>
+        <w:rPr>
+          <w:rFonts w:hint="cs"/>
+          <w:rtl/>
+        </w:rPr>
+        <w:t>"</w:t>
+      </w:r>
+      <w:r>
+        <w:rPr>
+          <w:rtl/>
+        </w:rPr>
+        <w:t>פרימיום</w:t>
+      </w:r>
+      <w:r>
+        <w:rPr>
+          <w:rFonts w:hint="cs"/>
+          <w:rtl/>
+        </w:rPr>
+        <w:t>"</w:t>
+      </w:r>
+      <w:r>
+        <w:rPr>
+          <w:rtl/>
+        </w:rPr>
+        <w:t xml:space="preserve"> בתשלום חד פעמי</w:t>
+      </w:r>
+      <w:r>
+        <w:rPr>
+          <w:rFonts w:hint="cs"/>
+          <w:rtl/>
+        </w:rPr>
+        <w:t>;</w:t>
+      </w:r>
+    </w:p>
+    <w:p>
+      <w:pPr>
+        <w:pStyle w:val="Textbody"/>
+        <w:numPr>
+          <w:ilvl w:val="1"/>
+          <w:numId w:val="24"/>
+        </w:numPr>
+        <w:jc w:val="left"/>
+      </w:pPr>
+      <w:r>
+        <w:rPr>
+          <w:rtl/>
+        </w:rPr>
+        <w:t>מודל מ</w:t>
+      </w:r>
+      <w:r>
+        <w:rPr>
+          <w:rFonts w:hint="cs"/>
+          <w:rtl/>
+        </w:rPr>
+        <w:t>י</w:t>
+      </w:r>
+      <w:r>
+        <w:rPr>
+          <w:rtl/>
+        </w:rPr>
+        <w:t>נוי חודשי</w:t>
+      </w:r>
+      <w:r>
+        <w:rPr>
+          <w:rFonts w:hint="cs"/>
+          <w:rtl/>
+        </w:rPr>
+        <w:t>;</w:t>
+      </w:r>
+      <w:r>
+        <w:rPr>
+          <w:rtl/>
+        </w:rPr>
+        <w:t xml:space="preserve"> </w:t>
+      </w:r>
+    </w:p>
+    <w:p>
+      <w:pPr>
+        <w:pStyle w:val="Textbody"/>
+        <w:numPr>
+          <w:ilvl w:val="1"/>
+          <w:numId w:val="24"/>
+        </w:numPr>
+        <w:jc w:val="left"/>
+      </w:pPr>
+      <w:r>
+        <w:rPr>
+          <w:rtl/>
+        </w:rPr>
+        <w:t>מבוסס פרסומות</w:t>
+      </w:r>
+      <w:r>
+        <w:rPr>
+          <w:rFonts w:hint="cs"/>
+          <w:rtl/>
+        </w:rPr>
+        <w:t>.</w:t>
+      </w:r>
+    </w:p>
+    <w:p>
+      <w:pPr>
+        <w:pStyle w:val="Textbody"/>
+        <w:ind w:left="720"/>
+        <w:jc w:val="left"/>
+        <w:rPr>
+          <w:rtl/>
+        </w:rPr>
+      </w:pPr>
+      <w:r>
+        <w:rPr>
+          <w:rtl/>
+        </w:rPr>
+        <w:t xml:space="preserve">הסבירו </w:t>
       </w:r>
       <w:r>
         <w:rPr>
@@ -875,21 +949,7 @@
         <w:rPr>
           <w:rtl/>
         </w:rPr>
-        <w:t xml:space="preserve"> משפיעים </w:t>
-      </w:r>
-      <w:proofErr w:type="spellStart"/>
-      <w:r>
-        <w:rPr>
-          <w:rtl/>
-        </w:rPr>
-        <w:t>וכו</w:t>
-      </w:r>
-      <w:proofErr w:type="spellEnd"/>
-      <w:r>
-        <w:rPr>
-          <w:rtl/>
-        </w:rPr>
-        <w:t>'. התייחסו לערוצים המתאימים לקהל שאליו אתם מכוונים.</w:t>
+        <w:t xml:space="preserve"> משפיעים וכו'. התייחסו לערוצים המתאימים לקהל שאליו אתם מכוונים.</w:t>
       </w:r>
     </w:p>
     <w:p>
@@ -925,7 +985,45 @@
           <w:rFonts w:hint="cs"/>
           <w:rtl/>
         </w:rPr>
-        <w:t>) עבור המשחק שלכם, והסבירו איך הוא יכול לסייע למשוך שחקנים למשחק.</w:t>
+        <w:t>) עבור המשחק שלכם</w:t>
+      </w:r>
+      <w:r>
+        <w:rPr>
+          <w:rFonts w:hint="cs"/>
+          <w:rtl/>
+        </w:rPr>
+        <w:t xml:space="preserve"> (לדוגמה:</w:t>
+      </w:r>
+      <w:r>
+        <w:t xml:space="preserve"> </w:t>
+      </w:r>
+      <w:r>
+        <w:rPr>
+          <w:rFonts w:hint="cs"/>
+          <w:rtl/>
+        </w:rPr>
+        <w:t xml:space="preserve"> משימה יומית או שבועית המזכה בחפץ מיוחד וחד-פעמי). </w:t>
+      </w:r>
+      <w:r>
+        <w:rPr>
+          <w:rFonts w:hint="cs"/>
+          <w:rtl/>
+        </w:rPr>
+        <w:t xml:space="preserve">הסבירו איך </w:t>
+      </w:r>
+      <w:r>
+        <w:rPr>
+          <w:rFonts w:hint="cs"/>
+          <w:rtl/>
+        </w:rPr>
+        <w:t xml:space="preserve">הדבר </w:t>
+      </w:r>
+      <w:r>
+        <w:rPr>
+          <w:rFonts w:hint="cs"/>
+          <w:rtl/>
+        </w:rPr>
+        <w:t>יכול לסייע למשוך שחקנים למשחק.</w:t>
       </w:r>
     </w:p>
     <w:p>
@@ -983,7 +1081,31 @@
           <w:rFonts w:hint="cs"/>
           <w:rtl/>
         </w:rPr>
-        <w:t>על-גבי המשחק שלכם, והסבירו איך הוא יכול לסייע להשאיר את השחקנים במשחק.</w:t>
+        <w:t>על-גבי המשחק שלכם</w:t>
+      </w:r>
+      <w:r>
+        <w:rPr>
+          <w:rFonts w:hint="cs"/>
+          <w:rtl/>
+        </w:rPr>
+        <w:t xml:space="preserve"> (לדוגמה:</w:t>
+      </w:r>
+      <w:r>
+        <w:t xml:space="preserve"> </w:t>
+      </w:r>
+      <w:r>
+        <w:rPr>
+          <w:rFonts w:hint="cs"/>
+          <w:rtl/>
+        </w:rPr>
+        <w:t xml:space="preserve">השחקן הראשון שמגיע לרמה 1000 מקבל פרס). </w:t>
+      </w:r>
+      <w:r>
+        <w:rPr>
+          <w:rFonts w:hint="cs"/>
+          <w:rtl/>
+        </w:rPr>
+        <w:t>הסבירו איך הוא יכול לסייע להשאיר את השחקנים במשחק.</w:t>
       </w:r>
     </w:p>
     <w:p>
@@ -1010,21 +1132,7 @@
         <w:rPr>
           <w:rtl/>
         </w:rPr>
-        <w:t xml:space="preserve"> זיהוי גורמי סיכון עיקריים להצלחה של הרעיון בשוק, לצד הזדמנויות מבטיחות. למשל, סיכונים יכולים להיות שוק רווי במתחרים דומים, טכנולוגיה שעדיין אינה בשלה או קהל יעד קטן מדי. הזדמנויות יכולות להיות נישה שעדיין לא קיבלה מענה, עלייה בפופולריות של הז׳אנר לאחרונה, </w:t>
-      </w:r>
-      <w:proofErr w:type="spellStart"/>
-      <w:r>
-        <w:rPr>
-          <w:rtl/>
-        </w:rPr>
-        <w:t>וכו</w:t>
-      </w:r>
-      <w:proofErr w:type="spellEnd"/>
-      <w:r>
-        <w:rPr>
-          <w:rtl/>
-        </w:rPr>
-        <w:t>'. התייחסו כיצד תוכלו למנף הזדמנויות ולהתמודד עם סיכונים אפשריים.</w:t>
+        <w:t xml:space="preserve"> זיהוי גורמי סיכון עיקריים להצלחה של הרעיון בשוק, לצד הזדמנויות מבטיחות. למשל, סיכונים יכולים להיות שוק רווי במתחרים דומים, טכנולוגיה שעדיין אינה בשלה או קהל יעד קטן מדי. הזדמנויות יכולות להיות נישה שעדיין לא קיבלה מענה, עלייה בפופולריות של הז׳אנר לאחרונה, וכו'. התייחסו כיצד תוכלו למנף הזדמנויות ולהתמודד עם סיכונים אפשריים.</w:t>
       </w:r>
     </w:p>
     <w:p>
@@ -1079,7 +1187,20 @@
         <w:rPr>
           <w:rtl/>
         </w:rPr>
-        <w:t xml:space="preserve"> להאמין שקיים שוק משמעותי למשחק הזה? ניתן לכלול כאן השוואה קצרה בין הרעיונות בצוות (מי נראה הכי מבטיח על הנייר). ציינו גם אילו פערי מידע עוד קיימים (אם יש שאלות פתוחות שתרצו לחקור בעתיד) והמלצות להמשך הדרך (למשל, אם החלטתם לאמץ רעיון מסוים כפרויקט הסופי, מדוע בחרתם בו על סמך המחקר, או אם נדרש אבטיפוס לבדיקת הנחות מסוימות).</w:t>
+        <w:t xml:space="preserve"> להאמין שקיים שוק משמעותי למשחק הזה? ניתן לכלול כאן השוואה קצרה בין הרעיונות בצוות (מי נראה הכי מבטיח על הנייר). ציינו גם אילו פערי מידע עוד קיימים והמלצות להמשך הדרך (למשל, אם נדרש </w:t>
+      </w:r>
+      <w:r>
+        <w:rPr>
+          <w:rFonts w:hint="cs"/>
+          <w:rtl/>
+        </w:rPr>
+        <w:t xml:space="preserve">לבנות דגם של המשחק כדי לבדוק </w:t>
+      </w:r>
+      <w:r>
+        <w:rPr>
+          <w:rtl/>
+        </w:rPr>
+        <w:t>הנחות מסוימות).</w:t>
       </w:r>
     </w:p>
     <w:p>
@@ -1102,14 +1223,7 @@
         <w:rPr>
           <w:rtl/>
         </w:rPr>
-        <w:t xml:space="preserve"> ניתן לארגן את הדוח לפי הסעיפים הנ״ל ככותרות משנה. אם יש נושא נוסף שחשוב לרעיון ספציפי שלכם ואין לו סעיף ברשימה, הרגישו חופשיים להוסיפו. לדוגמה, אם הרעיון מערב טכנולוגיה או תחום </w:t>
-      </w:r>
-      <w:r>
-        <w:rPr>
-          <w:rtl/>
-        </w:rPr>
-        <w:lastRenderedPageBreak/>
-        <w:t>חדש לחלוטין, ייתכן שתרצו לדון גם בהיבטים של אותה טכנולוגיה בשוק</w:t>
+        <w:t xml:space="preserve"> ניתן לארגן את הדוח לפי הסעיפים הנ״ל ככותרות משנה. אם יש נושא נוסף שחשוב לרעיון ספציפי שלכם ואין לו סעיף ברשימה, הרגישו חופשיים להוסיפו. לדוגמה, אם הרעיון מערב טכנולוגיה או תחום חדש לחלוטין, ייתכן שתרצו לדון גם בהיבטים של אותה טכנולוגיה בשוק</w:t>
       </w:r>
       <w:r>
         <w:rPr>
@@ -1136,6 +1250,7 @@
         <w:rPr>
           <w:rtl/>
         </w:rPr>
+        <w:lastRenderedPageBreak/>
         <w:t>הנחיות לכתיבה וביצוע המחקר</w:t>
       </w:r>
     </w:p>
@@ -1165,36 +1280,31 @@
         </w:rPr>
         <w:t xml:space="preserve"> אספו נתונים ממקורות מהימנים, דוחות שוק (כגון </w:t>
       </w:r>
+      <w:r>
+        <w:t>Newzoo, Statista</w:t>
+      </w:r>
+      <w:r>
+        <w:rPr>
+          <w:rtl/>
+        </w:rPr>
+        <w:t xml:space="preserve">, גופי מחקר בתעשייה), מאמרים וחדשות מתחום </w:t>
+      </w:r>
       <w:proofErr w:type="spellStart"/>
       <w:r>
-        <w:t>Newzoo</w:t>
+        <w:rPr>
+          <w:rtl/>
+        </w:rPr>
+        <w:t>הגיימינג</w:t>
       </w:r>
       <w:proofErr w:type="spellEnd"/>
       <w:r>
-        <w:t>, Statista</w:t>
-      </w:r>
-      <w:r>
-        <w:rPr>
-          <w:rtl/>
-        </w:rPr>
-        <w:t xml:space="preserve">, גופי מחקר בתעשייה), מאמרים וחדשות מתחום </w:t>
-      </w:r>
-      <w:proofErr w:type="spellStart"/>
-      <w:r>
-        <w:rPr>
-          <w:rtl/>
-        </w:rPr>
-        <w:t>הגיימינג</w:t>
-      </w:r>
-      <w:proofErr w:type="spellEnd"/>
-      <w:r>
         <w:rPr>
           <w:rtl/>
         </w:rPr>
         <w:t>, נתוני חנויות (</w:t>
       </w:r>
       <w:r>
-        <w:t>Steam Spy, App Annie</w:t>
+        <w:t>Steam Spy</w:t>
       </w:r>
       <w:r>
         <w:rPr>
@@ -1231,8 +1341,6 @@
       </w:r>
       <w:r>
         <w:rPr>
-          <w:b/>
-          <w:bCs/>
           <w:rtl/>
         </w:rPr>
         <w:t>מקצועי וממוקד</w:t>
@@ -1245,8 +1353,6 @@
       </w:r>
       <w:r>
         <w:rPr>
-          <w:b/>
-          <w:bCs/>
           <w:rtl/>
         </w:rPr>
         <w:t>מבלי להאריך</w:t>
@@ -1255,7 +1361,7 @@
         <w:rPr>
           <w:rtl/>
         </w:rPr>
-        <w:t xml:space="preserve"> יתר על המידה בדברים שאינם רלוונטיים. כתבו בגוף שלישי או ראשון רבים ("אנחנו") בסגנון ענייני. ניתן להשתמש ברשימות תבליטים, טבלאות והשוואות כדי להפוך את הדוח לקריא ותמציתי.</w:t>
+        <w:t xml:space="preserve"> יתר על המידה בדברים שאינם רלוונטיים. ניתן להשתמש ברשימות תבליטים, טבלאות והשוואות כדי להפוך את הדוח לקריא ותמציתי.</w:t>
       </w:r>
     </w:p>
     <w:p>
@@ -1286,8 +1392,6 @@
       </w:r>
       <w:r>
         <w:rPr>
-          <w:b/>
-          <w:bCs/>
           <w:rtl/>
         </w:rPr>
         <w:t>רשמית, עניינית וברורה</w:t>
@@ -1296,7 +1400,7 @@
         <w:rPr>
           <w:rtl/>
         </w:rPr>
-        <w:t>. הימנעו מסלנג ומלשון דיבור. עשו הגהה לאיתור שגיאות כתיב וטעויות ניסוח. זכרו שזהו מסמך מקצועי שמדמה דו"ח עסקי בתעשיית המשחקים.</w:t>
+        <w:t>. עשו הגהה לאיתור שגיאות כתיב וטעויות ניסוח. זכרו שזהו מסמך מקצועי שמדמה דו"ח עסקי בתעשיית המשחקים.</w:t>
       </w:r>
     </w:p>
     <w:p>
@@ -1319,56 +1423,41 @@
         </w:rPr>
         <w:t xml:space="preserve">עבודה </w:t>
       </w:r>
-      <w:proofErr w:type="spellStart"/>
-      <w:r>
-        <w:rPr>
+      <w:r>
+        <w:rPr>
+          <w:rFonts w:hint="cs"/>
           <w:b/>
           <w:bCs/>
           <w:rtl/>
         </w:rPr>
-        <w:t>צוותית</w:t>
-      </w:r>
-      <w:proofErr w:type="spellEnd"/>
+        <w:t>ב</w:t>
+      </w:r>
       <w:r>
         <w:rPr>
           <w:b/>
           <w:bCs/>
           <w:rtl/>
         </w:rPr>
-        <w:t>:</w:t>
-      </w:r>
-      <w:r>
-        <w:rPr>
-          <w:rtl/>
-        </w:rPr>
-        <w:t xml:space="preserve"> מומלץ שכל חבר צוות ייקח חלק באיסוף המידע ובכתיבה. אתם יכולים לחלק נושאים (למשל, כל חבר צוות אחראי לחקור היבט אחר, אחד את המתחרים, אחר את קהל היעד, וכו'), אך ודאו שלבסוף הכל משתלב לדוח 1 קוהרנטי לכל רעיון. שתפו פעולה כדי לפרוס רשת מידע רחבה יותר וכדי ללמוד זה מזה במהלך התהליך.</w:t>
-      </w:r>
-    </w:p>
-    <w:p>
-      <w:pPr>
-        <w:pStyle w:val="Textbody"/>
-        <w:numPr>
-          <w:ilvl w:val="0"/>
-          <w:numId w:val="25"/>
-        </w:numPr>
-        <w:jc w:val="left"/>
-        <w:rPr>
-          <w:rtl/>
-        </w:rPr>
-      </w:pPr>
-      <w:r>
-        <w:rPr>
-          <w:b/>
-          <w:bCs/>
-          <w:rtl/>
-        </w:rPr>
-        <w:t>שילוב תובנות מההרצאה:</w:t>
-      </w:r>
-      <w:r>
-        <w:rPr>
-          <w:rtl/>
-        </w:rPr>
-        <w:t xml:space="preserve"> נסו לנצל את הידע שקיבלתם מהרצאת האורח על שוק המשחקים בישראל. למשל, אם דובר על ז׳אנרים פופולריים בישראל או על אתגרים מקומיים (כמו קהל יעד מצומצם לז'אנר מסוים בארץ), בחנו אם וכיצד זה משפיע על הרעיונות שלכם. </w:t>
+        <w:t>צוות:</w:t>
+      </w:r>
+      <w:r>
+        <w:rPr>
+          <w:rtl/>
+        </w:rPr>
+        <w:t xml:space="preserve"> מומלץ שכל חבר צוות ייקח חלק באיסוף המידע ובכתיבה. אתם יכולים לחלק נושאים (למשל, כל חבר צוות אחראי לחקור היבט אחר, אחד את המתחרים, אחר את קהל היעד, וכו'), אך ודאו שלבסוף הכל משתלב לדוח </w:t>
+      </w:r>
+      <w:r>
+        <w:rPr>
+          <w:rFonts w:hint="cs"/>
+          <w:rtl/>
+        </w:rPr>
+        <w:t xml:space="preserve">אחד מגובש </w:t>
+      </w:r>
+      <w:r>
+        <w:rPr>
+          <w:rtl/>
+        </w:rPr>
+        <w:t>לכל רעיון. שתפו פעולה כדי לפרוס רשת מידע רחבה יותר וכדי ללמוד זה מזה במהלך התהליך.</w:t>
       </w:r>
     </w:p>
     <w:p>
@@ -1505,21 +1594,7 @@
         <w:rPr>
           <w:rtl/>
         </w:rPr>
-        <w:t xml:space="preserve"> האם הדוח לא רק מציג מידע גולמי אלא גם מספק תובנות, למשל, מה המשמעות של הנתונים, מה ממליץ הצוות לעשות (להמשיך עם הרעיון, לשנות כיוון, למקד לקהל אחר </w:t>
-      </w:r>
-      <w:proofErr w:type="spellStart"/>
-      <w:r>
-        <w:rPr>
-          <w:rtl/>
-        </w:rPr>
-        <w:t>וכו</w:t>
-      </w:r>
-      <w:proofErr w:type="spellEnd"/>
-      <w:r>
-        <w:rPr>
-          <w:rtl/>
-        </w:rPr>
-        <w:t>'.....) בהתבסס על המחקר?</w:t>
+        <w:t xml:space="preserve"> האם הדוח לא רק מציג מידע גולמי אלא גם מספק תובנות, למשל, מה המשמעות של הנתונים, מה ממליץ הצוות לעשות (להמשיך עם הרעיון, לשנות כיוון, למקד לקהל אחר וכו'.....) בהתבסס על המחקר?</w:t>
       </w:r>
       <w:r>
         <w:rPr>
@@ -1533,38 +1608,6 @@
         </w:rPr>
         <w:br/>
       </w:r>
-    </w:p>
-    <w:p>
-      <w:pPr>
-        <w:pStyle w:val="Textbody"/>
-        <w:jc w:val="left"/>
-        <w:rPr>
-          <w:rtl/>
-        </w:rPr>
-      </w:pPr>
-      <w:r>
-        <w:rPr>
-          <w:rtl/>
-        </w:rPr>
-        <w:t>מטלה זו נועדה לשפר את המוכנות שלכם לתעשייה. התייחסו אליה ברצינות הראויה: חשבו כיצד הייתם מציגים סקר שוק למשחק בפני חברה אמיתית או משקיעים. אנו מצפים לראות חשיבה ביקורתית ולמידה עצמאית בתוצרים שלכם</w:t>
-      </w:r>
-      <w:r>
-        <w:rPr>
-          <w:rFonts w:hint="cs"/>
-          <w:rtl/>
-        </w:rPr>
-        <w:t>.</w:t>
-      </w:r>
-    </w:p>
-    <w:p>
-      <w:pPr>
-        <w:pStyle w:val="Textbody"/>
-        <w:jc w:val="left"/>
-        <w:rPr>
-          <w:color w:val="00B050"/>
-          <w:rtl/>
-        </w:rPr>
-      </w:pPr>
     </w:p>
     <w:sectPr>
       <w:headerReference w:type="default" r:id="rId8"/>
@@ -3349,7 +3392,7 @@
         <w:sz w:val="20"/>
       </w:rPr>
     </w:lvl>
-    <w:lvl w:ilvl="1" w:tentative="1">
+    <w:lvl w:ilvl="1">
       <w:start w:val="1"/>
       <w:numFmt w:val="bullet"/>
       <w:lvlText w:val="o"/>
